--- a/eng/docx/50.content.docx
+++ b/eng/docx/50.content.docx
@@ -28781,7 +28781,7 @@
           <w:i/>
           <w:lang w:val="en_US" w:bidi="en_US"/>
         </w:rPr>
-        <w:t>/tw/dict/bible/kt/heaven]] and [[rc://</w:t>
+        <w:t>/tw/dict/bible/kt/heaven]]; and [[rc://</w:t>
       </w:r>
       <w:r>
         <w:rPr>

--- a/eng/docx/50.content.docx
+++ b/eng/docx/50.content.docx
@@ -1145,7 +1145,19 @@
         <w:rPr>
           <w:lang w:val="en_US" w:bidi="en_US"/>
         </w:rPr>
-        <w:t>This refers to the day when Christ returns. Paul often connected the return of Christ with motivating godly living. (See: [[rc://*/tw/dict/bible/kt/godly]])</w:t>
+        <w:t xml:space="preserve">This refers to the day when Christ returns. Paul often connected the return of Christ with motivating godly living. (See: </w:t>
+      </w:r>
+      <w:r>
+        <w:rPr>
+          <w:lang w:val="en_US" w:bidi="en_US"/>
+        </w:rPr>
+        <w:t>godly, godliness, ungodly, godless, ungodliness, godlessness</w:t>
+      </w:r>
+      <w:r>
+        <w:rPr>
+          <w:lang w:val="en_US" w:bidi="en_US"/>
+        </w:rPr>
+        <w:t>)</w:t>
       </w:r>
       <w:r>
         <w:rPr>
@@ -28688,7 +28700,19 @@
         <w:rPr>
           <w:lang w:val="en_US" w:bidi="en_US"/>
         </w:rPr>
-        <w:t>In verses 4–8, Paul lists the ways he qualifies for being considered a righteous Jew. In every way, Paul was an exemplary Jew, but he contrasts this with the greatness of knowing Jesus. (See: [[rc://*/tw/dict/bible/kt/righteous]])</w:t>
+        <w:t xml:space="preserve">In verses 4–8, Paul lists the ways he qualifies for being considered a righteous Jew. In every way, Paul was an exemplary Jew, but he contrasts this with the greatness of knowing Jesus. (See: </w:t>
+      </w:r>
+      <w:r>
+        <w:rPr>
+          <w:lang w:val="en_US" w:bidi="en_US"/>
+        </w:rPr>
+        <w:t>righteous, righteousness, unrighteous, unrighteousness, upright, uprightness</w:t>
+      </w:r>
+      <w:r>
+        <w:rPr>
+          <w:lang w:val="en_US" w:bidi="en_US"/>
+        </w:rPr>
+        <w:t>)</w:t>
       </w:r>
       <w:r>
         <w:rPr>
@@ -28774,20 +28798,31 @@
         <w:rPr>
           <w:lang w:val="en_US" w:bidi="en_US"/>
         </w:rPr>
-        <w:t>We know very little about what people will be like in heaven. Paul teaches here that Christians will have some kind of glorious body and will be free from sin. (See: [[rc://</w:t>
-      </w:r>
-      <w:r>
-        <w:rPr>
-          <w:i/>
-          <w:lang w:val="en_US" w:bidi="en_US"/>
-        </w:rPr>
-        <w:t>/tw/dict/bible/kt/heaven]]; and [[rc://</w:t>
-      </w:r>
-      <w:r>
-        <w:rPr>
-          <w:lang w:val="en_US" w:bidi="en_US"/>
-        </w:rPr>
-        <w:t>/tw/dict/bible/kt/sin]])</w:t>
+        <w:t xml:space="preserve">We know very little about what people will be like in heaven. Paul teaches here that Christians will have some kind of glorious body and will be free from sin. (See: </w:t>
+      </w:r>
+      <w:r>
+        <w:rPr>
+          <w:lang w:val="en_US" w:bidi="en_US"/>
+        </w:rPr>
+        <w:t>heaven, sky, heavens, heavenly</w:t>
+      </w:r>
+      <w:r>
+        <w:rPr>
+          <w:lang w:val="en_US" w:bidi="en_US"/>
+        </w:rPr>
+        <w:t xml:space="preserve">; and </w:t>
+      </w:r>
+      <w:r>
+        <w:rPr>
+          <w:lang w:val="en_US" w:bidi="en_US"/>
+        </w:rPr>
+        <w:t>sin, sinful, sinner, sinning</w:t>
+      </w:r>
+      <w:r>
+        <w:rPr>
+          <w:lang w:val="en_US" w:bidi="en_US"/>
+        </w:rPr>
+        <w:t>)</w:t>
       </w:r>
       <w:r>
         <w:rPr>
